--- a/deliverables/VIDEO_4_How_To_Explain_A_Career_That_Looks_All_Over_The_Place_FINAL/Video_4_Six_Short_Form_Recording_Scripts.docx
+++ b/deliverables/VIDEO_4_How_To_Explain_A_Career_That_Looks_All_Over_The_Place_FINAL/Video_4_Six_Short_Form_Recording_Scripts.docx
@@ -63,7 +63,21 @@
           <w:color w:val="5A6B82"/>
           <w:sz w:val="21"/>
         </w:rPr>
-        <w:t>Separate vertical takes, recorded intentionally rather than clipped from the horizontal master. Each stands alone for somebody who has never seen the long-form video. Every claim and story is already in the approved Recording Master.</w:t>
+        <w:t>Separate vertical takes, recorded intentionally rather than clipped from the horizontal master. Each stands alone for somebody who has never seen the long-form video, so each paraphrases where a standalone viewer needs it. Nothing here says something the September 9 locked script denies.</w:t>
+      </w:r>
+    </w:p>
+    <w:p>
+      <w:pPr>
+        <w:spacing w:before="0" w:after="160"/>
+      </w:pPr>
+      <w:r>
+        <w:rPr>
+          <w:b w:val="0"/>
+          <w:i w:val="0"/>
+          <w:color w:val="112345"/>
+          <w:sz w:val="21"/>
+        </w:rPr>
+        <w:t>In this synchronization: COPY UPDATE 2,  REBUILD 1,  REUSE 3.  Only genuine contradictions and obsolete references were corrected.</w:t>
       </w:r>
     </w:p>
     <w:p>
@@ -82,7 +96,7 @@
           <w:color w:val="9B2C10"/>
           <w:sz w:val="21"/>
         </w:rPr>
-        <w:t>Record all six vertically, 9:16. Temidayo stays the primary visual. Where a framework or comparison becomes a substantive graphic, it fills the complete 9:16 screen and she is not visible behind it.</w:t>
+        <w:t>Record all six vertically, 9:16, as their own takes. These are additional to the long-form recording session and are not inside its estimate. Budget roughly 35 to 50 extra minutes per video for six short takes plus resets.</w:t>
       </w:r>
     </w:p>
     <w:p>
@@ -114,7 +128,26 @@
           <w:color w:val="112345"/>
           <w:sz w:val="26"/>
         </w:rPr>
-        <w:t>SHORT 1  ·  They Are Not Asking For Your Life Story</w:t>
+        <w:t>SHORT 1  ·  Introduction or Defense?</w:t>
+      </w:r>
+    </w:p>
+    <w:p>
+      <w:pPr>
+        <w:spacing w:after="80"/>
+      </w:pPr>
+      <w:r>
+        <w:rPr>
+          <w:b/>
+          <w:color w:val="8A6D1E"/>
+          <w:sz w:val="20"/>
+        </w:rPr>
+        <w:t xml:space="preserve">Status in this synchronization  </w:t>
+      </w:r>
+      <w:r>
+        <w:rPr>
+          <w:sz w:val="21"/>
+        </w:rPr>
+        <w:t>REBUILD</w:t>
       </w:r>
     </w:p>
     <w:p>
@@ -190,7 +223,7 @@
         <w:rPr>
           <w:sz w:val="21"/>
         </w:rPr>
-        <w:t>HELP THEM PLACE YOU</w:t>
+        <w:t>INTRODUCTION, OR DEFENSE?</w:t>
       </w:r>
     </w:p>
     <w:p>
@@ -220,7 +253,7 @@
           <w:color w:val="112345"/>
           <w:sz w:val="24"/>
         </w:rPr>
-        <w:t>When someone says walk me through your background, they are not asking for your life story.</w:t>
+        <w:t>You are halfway through answering "walk me through your background," and you notice something.</w:t>
       </w:r>
     </w:p>
     <w:p>
@@ -249,7 +282,7 @@
           <w:i w:val="0"/>
           <w:sz w:val="24"/>
         </w:rPr>
-        <w:t>When someone says walk me through your background, they are not asking for your life story.</w:t>
+        <w:t>You are halfway through answering "walk me through your background," and you notice something.</w:t>
       </w:r>
     </w:p>
     <w:p>
@@ -262,7 +295,7 @@
           <w:i w:val="0"/>
           <w:sz w:val="24"/>
         </w:rPr>
-        <w:t>They are asking you to help them place you.</w:t>
+        <w:t>You are explaining why you left each job, and you still have not said what all that work has built in you.</w:t>
       </w:r>
     </w:p>
     <w:p>
@@ -275,7 +308,7 @@
           <w:i w:val="0"/>
           <w:sz w:val="24"/>
         </w:rPr>
-        <w:t>And if you explain every move in order, you may accidentally make a coherent career sound like a list of departures.</w:t>
+        <w:t>So you add more context. Why the industry changed. Why the next title looked different.</w:t>
       </w:r>
     </w:p>
     <w:p>
@@ -288,7 +321,7 @@
           <w:i w:val="0"/>
           <w:sz w:val="24"/>
         </w:rPr>
-        <w:t>First job. Then the move. Then the industry change. Then the title. Then the other title.</w:t>
+        <w:t>And now your answer feels less like an introduction and more like a defense.</w:t>
       </w:r>
     </w:p>
     <w:p>
@@ -301,7 +334,7 @@
           <w:i w:val="0"/>
           <w:sz w:val="24"/>
         </w:rPr>
-        <w:t>By the time you reach the point, they have spent the whole answer building the bridge you should have built for them.</w:t>
+        <w:t>Here is the fix. You do not need to pretend every move was planned.</w:t>
       </w:r>
     </w:p>
     <w:p>
@@ -314,7 +347,7 @@
           <w:i w:val="0"/>
           <w:sz w:val="24"/>
         </w:rPr>
-        <w:t>So here is the rule. Stop explaining your career in order.</w:t>
+        <w:t>You need to show what stayed consistent through the moves that actually happened.</w:t>
       </w:r>
     </w:p>
     <w:p>
@@ -327,7 +360,7 @@
           <w:i w:val="0"/>
           <w:sz w:val="24"/>
         </w:rPr>
-        <w:t>Chronology feels honest. It feels complete. It is also one of the fastest ways to make an interesting career sound like a list of departures.</w:t>
+        <w:t>That consistent thing has a name. It is your Spine, and it does not change depending on who is asking.</w:t>
       </w:r>
     </w:p>
     <w:p>
@@ -357,7 +390,7 @@
           <w:color w:val="112345"/>
           <w:sz w:val="24"/>
         </w:rPr>
-        <w:t>It is also one of the fastest ways to make an interesting career sound like a list of departures.</w:t>
+        <w:t>It does not change depending on who is asking.</w:t>
       </w:r>
     </w:p>
     <w:p>
@@ -387,7 +420,7 @@
           <w:color w:val="5A6B82"/>
           <w:sz w:val="21"/>
         </w:rPr>
-        <w:t>Open tight on camera, no graphic. As the job list runs, stack it as fast designed text that piles up and gets visually tiring. Clear the whole stack in one beat on "stop explaining your career in order" and hold that line full screen, very large. That contrast is the Short.</w:t>
+        <w:t>Open tight on camera. Full-screen callout on "less like an introduction and more like a defense," camera hidden. Back to her for the fix.</w:t>
       </w:r>
     </w:p>
     <w:p>
@@ -417,7 +450,7 @@
           <w:color w:val="5A6B82"/>
           <w:sz w:val="21"/>
         </w:rPr>
-        <w:t>A subtle click per item in the pile, then one clean sweep as it clears.</w:t>
+        <w:t>One soft impact as the full-screen line lands.</w:t>
       </w:r>
     </w:p>
     <w:p>
@@ -438,7 +471,7 @@
     </w:p>
     <w:p>
       <w:pPr>
-        <w:spacing w:before="0" w:after="160"/>
+        <w:spacing w:before="0" w:after="80"/>
       </w:pPr>
       <w:r>
         <w:rPr>
@@ -447,7 +480,21 @@
           <w:color w:val="5A6B82"/>
           <w:sz w:val="20"/>
         </w:rPr>
-        <w:t>Replaces the previous Stop Explaining In Order Short, which opened on a nodding-first hook that the new master rules out.</w:t>
+        <w:t>Rebuilt for the September 9 lock. Carries the script's opening beat instead of the retired ordering rule.</w:t>
+      </w:r>
+    </w:p>
+    <w:p>
+      <w:pPr>
+        <w:spacing w:before="0" w:after="160"/>
+      </w:pPr>
+      <w:r>
+        <w:rPr>
+          <w:b w:val="0"/>
+          <w:i w:val="0"/>
+          <w:color w:val="5A6B82"/>
+          <w:sz w:val="20"/>
+        </w:rPr>
+        <w:t>Why this status: Genuine contradiction. The Short's whole argument was the retired rule "stop explaining your career in order", and it said explaining moves in order makes a career sound like a list of departures. The locked script uses compressed Chapters in the ninety-second answer on purpose. Rebuilt on the script's actual opening problem.</w:t>
       </w:r>
     </w:p>
     <w:p>
@@ -464,6 +511,25 @@
           <w:sz w:val="26"/>
         </w:rPr>
         <w:t>SHORT 2  ·  The 20 Second Answer</w:t>
+      </w:r>
+    </w:p>
+    <w:p>
+      <w:pPr>
+        <w:spacing w:after="80"/>
+      </w:pPr>
+      <w:r>
+        <w:rPr>
+          <w:b/>
+          <w:color w:val="8A6D1E"/>
+          <w:sz w:val="20"/>
+        </w:rPr>
+        <w:t xml:space="preserve">Status in this synchronization  </w:t>
+      </w:r>
+      <w:r>
+        <w:rPr>
+          <w:sz w:val="21"/>
+        </w:rPr>
+        <w:t>COPY UPDATE</w:t>
       </w:r>
     </w:p>
     <w:p>
@@ -569,7 +635,7 @@
           <w:color w:val="112345"/>
           <w:sz w:val="24"/>
         </w:rPr>
-        <w:t>Here is the whole answer to so what do you do, in three sentences.</w:t>
+        <w:t>Here is a twenty-second introduction to a whole career, in three sentences.</w:t>
       </w:r>
     </w:p>
     <w:p>
@@ -598,7 +664,7 @@
           <w:i w:val="0"/>
           <w:sz w:val="24"/>
         </w:rPr>
-        <w:t>Here is the whole answer to so what do you do, in three sentences.</w:t>
+        <w:t>Here is a twenty-second introduction to a whole career, in three sentences.</w:t>
       </w:r>
     </w:p>
     <w:p>
@@ -624,20 +690,7 @@
           <w:i w:val="0"/>
           <w:sz w:val="24"/>
         </w:rPr>
-        <w:t>Mine sounds like this. I get brought in when the evidence is incomplete and an important decision still has to be made. I have done that in audit, in life sciences, and in technology. Today I do it through my own firm.</w:t>
-      </w:r>
-    </w:p>
-    <w:p>
-      <w:pPr>
-        <w:spacing w:before="0" w:after="180"/>
-      </w:pPr>
-      <w:r>
-        <w:rPr>
-          <w:b w:val="0"/>
-          <w:i w:val="0"/>
-          <w:sz w:val="24"/>
-        </w:rPr>
-        <w:t>That is it. No job titles. No employer list. No career autobiography.</w:t>
+        <w:t>Mine sounds like this. I get brought in when the evidence is incomplete and an important decision still has to be made. I have done that in audit, life sciences, and technology. Today I use that same lens through my own firm.</w:t>
       </w:r>
     </w:p>
     <w:p>
@@ -663,7 +716,33 @@
           <w:i w:val="0"/>
           <w:sz w:val="24"/>
         </w:rPr>
-        <w:t>And then stop. The silence after a short answer can make you feel as though you owe them more. You do not. If the answer lands, they will ask another question.</w:t>
+        <w:t>And then stop. Leave room for the next question.</w:t>
+      </w:r>
+    </w:p>
+    <w:p>
+      <w:pPr>
+        <w:spacing w:before="0" w:after="180"/>
+      </w:pPr>
+      <w:r>
+        <w:rPr>
+          <w:b w:val="0"/>
+          <w:i w:val="0"/>
+          <w:sz w:val="24"/>
+        </w:rPr>
+        <w:t>Your first answer does not have to contain your whole career. It has to give the other person a clear place to begin.</w:t>
+      </w:r>
+    </w:p>
+    <w:p>
+      <w:pPr>
+        <w:spacing w:before="0" w:after="180"/>
+      </w:pPr>
+      <w:r>
+        <w:rPr>
+          <w:b w:val="0"/>
+          <w:i w:val="0"/>
+          <w:sz w:val="24"/>
+        </w:rPr>
+        <w:t>If the answer lands, they will ask another question. Let them.</w:t>
       </w:r>
     </w:p>
     <w:p>
@@ -774,7 +853,7 @@
     </w:p>
     <w:p>
       <w:pPr>
-        <w:spacing w:before="0" w:after="160"/>
+        <w:spacing w:before="0" w:after="80"/>
       </w:pPr>
       <w:r>
         <w:rPr>
@@ -783,7 +862,21 @@
           <w:color w:val="5A6B82"/>
           <w:sz w:val="20"/>
         </w:rPr>
-        <w:t>Retained from the old Video 5 set and updated to the new master's wording, which uses Today I rather than Right now I am.</w:t>
+        <w:t>Corrected for the September 9 lock. The retired "so what do you do?" framing was replaced with the script's own quick-introduction framing, and the modeled answer now matches the master verbatim.</w:t>
+      </w:r>
+    </w:p>
+    <w:p>
+      <w:pPr>
+        <w:spacing w:before="0" w:after="160"/>
+      </w:pPr>
+      <w:r>
+        <w:rPr>
+          <w:b w:val="0"/>
+          <w:i w:val="0"/>
+          <w:color w:val="5A6B82"/>
+          <w:sz w:val="20"/>
+        </w:rPr>
+        <w:t>Why this status: Obsolete reference. The hook framed the answer as a reply to "so what do you do?", a question the locked script does not use, and it said no job titles or employer list while the script's own modeled answer names three contexts. The template, the stop, and the next-question line are all still spoken and are kept.</w:t>
       </w:r>
     </w:p>
     <w:p>
@@ -800,6 +893,25 @@
           <w:sz w:val="26"/>
         </w:rPr>
         <w:t>SHORT 3  ·  Why So Many Changes</w:t>
+      </w:r>
+    </w:p>
+    <w:p>
+      <w:pPr>
+        <w:spacing w:after="80"/>
+      </w:pPr>
+      <w:r>
+        <w:rPr>
+          <w:b/>
+          <w:color w:val="8A6D1E"/>
+          <w:sz w:val="20"/>
+        </w:rPr>
+        <w:t xml:space="preserve">Status in this synchronization  </w:t>
+      </w:r>
+      <w:r>
+        <w:rPr>
+          <w:sz w:val="21"/>
+        </w:rPr>
+        <w:t>REUSE</w:t>
       </w:r>
     </w:p>
     <w:p>
@@ -1110,7 +1222,7 @@
     </w:p>
     <w:p>
       <w:pPr>
-        <w:spacing w:before="0" w:after="160"/>
+        <w:spacing w:before="0" w:after="80"/>
       </w:pPr>
       <w:r>
         <w:rPr>
@@ -1124,6 +1236,20 @@
     </w:p>
     <w:p>
       <w:pPr>
+        <w:spacing w:before="0" w:after="160"/>
+      </w:pPr>
+      <w:r>
+        <w:rPr>
+          <w:b w:val="0"/>
+          <w:i w:val="0"/>
+          <w:color w:val="5A6B82"/>
+          <w:sz w:val="20"/>
+        </w:rPr>
+        <w:t>Why this status: Semantically aligned with the locked script. It paraphrases for a standalone vertical audience, which is intended, and asserts nothing the script denies.</w:t>
+      </w:r>
+    </w:p>
+    <w:p>
+      <w:pPr>
         <w:spacing w:before="360" w:after="80"/>
         <w:keepNext w:val="1"/>
         <w:keepLines w:val="1"/>
@@ -1152,6 +1278,25 @@
           <w:sz w:val="26"/>
         </w:rPr>
         <w:t>SHORT 4  ·  Coherence Is Not Inevitability</w:t>
+      </w:r>
+    </w:p>
+    <w:p>
+      <w:pPr>
+        <w:spacing w:after="80"/>
+      </w:pPr>
+      <w:r>
+        <w:rPr>
+          <w:b/>
+          <w:color w:val="8A6D1E"/>
+          <w:sz w:val="20"/>
+        </w:rPr>
+        <w:t xml:space="preserve">Status in this synchronization  </w:t>
+      </w:r>
+      <w:r>
+        <w:rPr>
+          <w:sz w:val="21"/>
+        </w:rPr>
+        <w:t>REUSE</w:t>
       </w:r>
     </w:p>
     <w:p>
@@ -1462,7 +1607,7 @@
     </w:p>
     <w:p>
       <w:pPr>
-        <w:spacing w:before="0" w:after="160"/>
+        <w:spacing w:before="0" w:after="80"/>
       </w:pPr>
       <w:r>
         <w:rPr>
@@ -1476,6 +1621,20 @@
     </w:p>
     <w:p>
       <w:pPr>
+        <w:spacing w:before="0" w:after="160"/>
+      </w:pPr>
+      <w:r>
+        <w:rPr>
+          <w:b w:val="0"/>
+          <w:i w:val="0"/>
+          <w:color w:val="5A6B82"/>
+          <w:sz w:val="20"/>
+        </w:rPr>
+        <w:t>Why this status: Semantically aligned with the locked script. It paraphrases for a standalone vertical audience, which is intended, and asserts nothing the script denies.</w:t>
+      </w:r>
+    </w:p>
+    <w:p>
+      <w:pPr>
         <w:spacing w:before="280" w:after="100"/>
         <w:keepNext w:val="1"/>
         <w:keepLines w:val="1"/>
@@ -1488,6 +1647,25 @@
           <w:sz w:val="26"/>
         </w:rPr>
         <w:t>SHORT 5  ·  Answering the Short Tenure</w:t>
+      </w:r>
+    </w:p>
+    <w:p>
+      <w:pPr>
+        <w:spacing w:after="80"/>
+      </w:pPr>
+      <w:r>
+        <w:rPr>
+          <w:b/>
+          <w:color w:val="8A6D1E"/>
+          <w:sz w:val="20"/>
+        </w:rPr>
+        <w:t xml:space="preserve">Status in this synchronization  </w:t>
+      </w:r>
+      <w:r>
+        <w:rPr>
+          <w:sz w:val="21"/>
+        </w:rPr>
+        <w:t>REUSE</w:t>
       </w:r>
     </w:p>
     <w:p>
@@ -1811,7 +1989,7 @@
     </w:p>
     <w:p>
       <w:pPr>
-        <w:spacing w:before="0" w:after="160"/>
+        <w:spacing w:before="0" w:after="80"/>
       </w:pPr>
       <w:r>
         <w:rPr>
@@ -1825,6 +2003,20 @@
     </w:p>
     <w:p>
       <w:pPr>
+        <w:spacing w:before="0" w:after="160"/>
+      </w:pPr>
+      <w:r>
+        <w:rPr>
+          <w:b w:val="0"/>
+          <w:i w:val="0"/>
+          <w:color w:val="5A6B82"/>
+          <w:sz w:val="20"/>
+        </w:rPr>
+        <w:t>Why this status: Semantically aligned with the locked script. It paraphrases for a standalone vertical audience, which is intended, and asserts nothing the script denies.</w:t>
+      </w:r>
+    </w:p>
+    <w:p>
+      <w:pPr>
         <w:spacing w:before="280" w:after="100"/>
         <w:keepNext w:val="1"/>
         <w:keepLines w:val="1"/>
@@ -1837,6 +2029,25 @@
           <w:sz w:val="26"/>
         </w:rPr>
         <w:t>SHORT 6  ·  A Story Explains, Proof Supports</w:t>
+      </w:r>
+    </w:p>
+    <w:p>
+      <w:pPr>
+        <w:spacing w:after="80"/>
+      </w:pPr>
+      <w:r>
+        <w:rPr>
+          <w:b/>
+          <w:color w:val="8A6D1E"/>
+          <w:sz w:val="20"/>
+        </w:rPr>
+        <w:t xml:space="preserve">Status in this synchronization  </w:t>
+      </w:r>
+      <w:r>
+        <w:rPr>
+          <w:sz w:val="21"/>
+        </w:rPr>
+        <w:t>COPY UPDATE</w:t>
       </w:r>
     </w:p>
     <w:p>
@@ -2023,20 +2234,7 @@
           <w:i w:val="0"/>
           <w:sz w:val="24"/>
         </w:rPr>
-        <w:t>It gets you to the next question. Your evidence answers it.</w:t>
-      </w:r>
-    </w:p>
-    <w:p>
-      <w:pPr>
-        <w:spacing w:before="0" w:after="180"/>
-      </w:pPr>
-      <w:r>
-        <w:rPr>
-          <w:b w:val="0"/>
-          <w:i w:val="0"/>
-          <w:sz w:val="24"/>
-        </w:rPr>
-        <w:t>So yes, build the three versions. Get the wording right. Say them out loud until the apologizing clause falls out.</w:t>
+        <w:t>So yes, build the versions. Get the wording right. Say them out loud until the apologizing stops.</w:t>
       </w:r>
     </w:p>
     <w:p>
@@ -2062,7 +2260,7 @@
           <w:i w:val="0"/>
           <w:sz w:val="24"/>
         </w:rPr>
-        <w:t>Because the story is what opens the door. The proof is what holds it open.</w:t>
+        <w:t>The story gets you to the next question. Your evidence answers it.</w:t>
       </w:r>
     </w:p>
     <w:p>
@@ -2092,7 +2290,7 @@
           <w:color w:val="112345"/>
           <w:sz w:val="24"/>
         </w:rPr>
-        <w:t>The proof is what holds it open.</w:t>
+        <w:t>The story gets you to the next question. Your evidence answers it.</w:t>
       </w:r>
     </w:p>
     <w:p>
@@ -2173,7 +2371,7 @@
     </w:p>
     <w:p>
       <w:pPr>
-        <w:spacing w:before="0" w:after="160"/>
+        <w:spacing w:before="0" w:after="80"/>
       </w:pPr>
       <w:r>
         <w:rPr>
@@ -2182,7 +2380,21 @@
           <w:color w:val="5A6B82"/>
           <w:sz w:val="20"/>
         </w:rPr>
-        <w:t>New. Earns the resource bridge without becoming a pitch.</w:t>
+        <w:t>Corrected for the September 9 lock. The closing now uses the script's own line instead of a metaphor the master does not carry.</w:t>
+      </w:r>
+    </w:p>
+    <w:p>
+      <w:pPr>
+        <w:spacing w:before="0" w:after="160"/>
+      </w:pPr>
+      <w:r>
+        <w:rPr>
+          <w:b w:val="0"/>
+          <w:i w:val="0"/>
+          <w:color w:val="5A6B82"/>
+          <w:sz w:val="20"/>
+        </w:rPr>
+        <w:t>Why this status: Obsolete reference. The closing used a door metaphor, "the story is what opens the door, the proof is what holds it open," which is not in the locked script. Replaced with the script's own formulation.</w:t>
       </w:r>
     </w:p>
     <w:sectPr>
